--- a/Аудит/Сомов Н.В._3524Б6ЭКэп1_Аудит_задание на 3 мая.docx
+++ b/Аудит/Сомов Н.В._3524Б6ЭКэп1_Аудит_задание на 3 мая.docx
@@ -105,6 +105,21 @@
           <w:sz w:val="24"/>
         </w:rPr>
         <w:t>Институт экономики и предпринимательства</w:t>
+      </w:r>
+    </w:p>
+    <w:p>
+      <w:pPr>
+        <w:spacing w:before="0" w:after="0"/>
+        <w:ind w:firstLine="0"/>
+        <w:jc w:val="center"/>
+      </w:pPr>
+      <w:r>
+        <w:rPr>
+          <w:b w:val="0"/>
+          <w:i w:val="0"/>
+          <w:sz w:val="24"/>
+        </w:rPr>
+        <w:t>Кафедра финансов и кредита</w:t>
       </w:r>
     </w:p>
     <w:p>
